--- a/docs/Aged_Ticket_Advisor_User_Manual.docx
+++ b/docs/Aged_Ticket_Advisor_User_Manual.docx
@@ -304,7 +304,7 @@
               <w:rPr>
                 <w:sz w:val="19"/>
               </w:rPr>
-              <w:t>1.0  ·  24 September 2026</w:t>
+              <w:t>1.0  ·  01 October 2026</w:t>
             </w:r>
           </w:p>
         </w:tc>
@@ -341,7 +341,7 @@
           <w:color w:val="52514E"/>
           <w:sz w:val="20"/>
         </w:rPr>
-        <w:t>Section 1 (what this is and is not), Section 2.2 (the "blocked by" idea — the one concept that makes everything else make sense), and then either Section 4 if you are an agent or Section 5 if you are a lead. Twenty minutes total. Everything else is reference you can come back to.</w:t>
+        <w:t>Section 1 (what this is and is not), Section 2.2 (the pending action owner — the one concept that makes everything else make sense), and then either Section 4 if you are an agent or Section 5 if you are a lead. Twenty minutes total. Everything else is reference you can come back to.</w:t>
       </w:r>
     </w:p>
     <w:p>
@@ -2211,7 +2211,7 @@
               <w:rPr>
                 <w:sz w:val="19"/>
               </w:rPr>
-              <w:t>The caller adding a comment (that is their activity, not ours — and it usually means we now owe a reply)</w:t>
+              <w:t>The caller adding a comment (that is caller activity, not Service Desk activity — and it usually means a response is now owed)</w:t>
             </w:r>
           </w:p>
         </w:tc>
@@ -2227,7 +2227,7 @@
         <w:pStyle w:val="Heading2"/>
       </w:pPr>
       <w:r>
-        <w:t>2.2 Blocked by — the important one</w:t>
+        <w:t>2.2 Pending action owner — the key field</w:t>
       </w:r>
     </w:p>
     <w:p>
@@ -2237,7 +2237,7 @@
           <w:i w:val="0"/>
           <w:sz w:val="21"/>
         </w:rPr>
-        <w:t>Every aged ticket gets a "Blocked by" value. This is the tool answering the question leads actually care about: is this one ours to move, or are we legitimately waiting?</w:t>
+        <w:t>Every aged incident is assigned a Pending Action Owner. This answers the question that matters most to a lead: is this incident awaiting Service Desk action, or is it legitimately awaiting another party?</w:t>
       </w:r>
     </w:p>
     <w:tbl>
@@ -2256,7 +2256,7 @@
       <w:tr>
         <w:tc>
           <w:tcPr>
-            <w:tcW w:type="dxa" w:w="1474"/>
+            <w:tcW w:type="dxa" w:w="1644"/>
             <w:shd w:val="clear" w:color="auto" w:fill="E8E8E3"/>
           </w:tcPr>
           <w:p>
@@ -2269,13 +2269,13 @@
                 <w:b/>
                 <w:sz w:val="19"/>
               </w:rPr>
-              <w:t>Blocked by</w:t>
-            </w:r>
-          </w:p>
-        </w:tc>
-        <w:tc>
-          <w:tcPr>
-            <w:tcW w:type="dxa" w:w="5329"/>
+              <w:t>Pending action owner</w:t>
+            </w:r>
+          </w:p>
+        </w:tc>
+        <w:tc>
+          <w:tcPr>
+            <w:tcW w:type="dxa" w:w="5159"/>
             <w:shd w:val="clear" w:color="auto" w:fill="E8E8E3"/>
           </w:tcPr>
           <w:p>
@@ -2307,7 +2307,7 @@
                 <w:b/>
                 <w:sz w:val="19"/>
               </w:rPr>
-              <w:t>Is it ours?</w:t>
+              <w:t>Service Desk action required?</w:t>
             </w:r>
           </w:p>
         </w:tc>
@@ -2315,35 +2315,35 @@
       <w:tr>
         <w:tc>
           <w:tcPr>
-            <w:tcW w:type="dxa" w:w="1474"/>
-          </w:tcPr>
-          <w:p>
-            <w:pPr>
-              <w:spacing w:after="40" w:before="40"/>
-            </w:pPr>
-            <w:r/>
-            <w:r>
-              <w:rPr>
-                <w:sz w:val="19"/>
-              </w:rPr>
-              <w:t>Us</w:t>
-            </w:r>
-          </w:p>
-        </w:tc>
-        <w:tc>
-          <w:tcPr>
-            <w:tcW w:type="dxa" w:w="5329"/>
-          </w:tcPr>
-          <w:p>
-            <w:pPr>
-              <w:spacing w:after="40" w:before="40"/>
-            </w:pPr>
-            <w:r/>
-            <w:r>
-              <w:rPr>
-                <w:sz w:val="19"/>
-              </w:rPr>
-              <w:t>Nothing is stopping us. We owe the next action</w:t>
+            <w:tcW w:type="dxa" w:w="1644"/>
+          </w:tcPr>
+          <w:p>
+            <w:pPr>
+              <w:spacing w:after="40" w:before="40"/>
+            </w:pPr>
+            <w:r/>
+            <w:r>
+              <w:rPr>
+                <w:sz w:val="19"/>
+              </w:rPr>
+              <w:t>Service Desk</w:t>
+            </w:r>
+          </w:p>
+        </w:tc>
+        <w:tc>
+          <w:tcPr>
+            <w:tcW w:type="dxa" w:w="5159"/>
+          </w:tcPr>
+          <w:p>
+            <w:pPr>
+              <w:spacing w:after="40" w:before="40"/>
+            </w:pPr>
+            <w:r/>
+            <w:r>
+              <w:rPr>
+                <w:sz w:val="19"/>
+              </w:rPr>
+              <w:t>No external party is blocking the incident. The next action is owed by the Service Desk</w:t>
             </w:r>
           </w:p>
         </w:tc>
@@ -2368,7 +2368,7 @@
       <w:tr>
         <w:tc>
           <w:tcPr>
-            <w:tcW w:type="dxa" w:w="1474"/>
+            <w:tcW w:type="dxa" w:w="1644"/>
           </w:tcPr>
           <w:p>
             <w:pPr>
@@ -2385,18 +2385,18 @@
         </w:tc>
         <w:tc>
           <w:tcPr>
-            <w:tcW w:type="dxa" w:w="5329"/>
-          </w:tcPr>
-          <w:p>
-            <w:pPr>
-              <w:spacing w:after="40" w:before="40"/>
-            </w:pPr>
-            <w:r/>
-            <w:r>
-              <w:rPr>
-                <w:sz w:val="19"/>
-              </w:rPr>
-              <w:t>We are waiting on information or confirmation from the caller</w:t>
+            <w:tcW w:type="dxa" w:w="5159"/>
+          </w:tcPr>
+          <w:p>
+            <w:pPr>
+              <w:spacing w:after="40" w:before="40"/>
+            </w:pPr>
+            <w:r/>
+            <w:r>
+              <w:rPr>
+                <w:sz w:val="19"/>
+              </w:rPr>
+              <w:t>Awaiting information or confirmation from the caller</w:t>
             </w:r>
           </w:p>
         </w:tc>
@@ -2421,7 +2421,7 @@
       <w:tr>
         <w:tc>
           <w:tcPr>
-            <w:tcW w:type="dxa" w:w="1474"/>
+            <w:tcW w:type="dxa" w:w="1644"/>
           </w:tcPr>
           <w:p>
             <w:pPr>
@@ -2438,18 +2438,18 @@
         </w:tc>
         <w:tc>
           <w:tcPr>
-            <w:tcW w:type="dxa" w:w="5329"/>
-          </w:tcPr>
-          <w:p>
-            <w:pPr>
-              <w:spacing w:after="40" w:before="40"/>
-            </w:pPr>
-            <w:r/>
-            <w:r>
-              <w:rPr>
-                <w:sz w:val="19"/>
-              </w:rPr>
-              <w:t>A third party is holding it up</w:t>
+            <w:tcW w:type="dxa" w:w="5159"/>
+          </w:tcPr>
+          <w:p>
+            <w:pPr>
+              <w:spacing w:after="40" w:before="40"/>
+            </w:pPr>
+            <w:r/>
+            <w:r>
+              <w:rPr>
+                <w:sz w:val="19"/>
+              </w:rPr>
+              <w:t>A third party is responsible for the delay</w:t>
             </w:r>
           </w:p>
         </w:tc>
@@ -2466,7 +2466,7 @@
               <w:rPr>
                 <w:sz w:val="19"/>
               </w:rPr>
-              <w:t>No — but chase if it has been a while</w:t>
+              <w:t>No — but escalate if the target has been exceeded</w:t>
             </w:r>
           </w:p>
         </w:tc>
@@ -2474,7 +2474,7 @@
       <w:tr>
         <w:tc>
           <w:tcPr>
-            <w:tcW w:type="dxa" w:w="1474"/>
+            <w:tcW w:type="dxa" w:w="1644"/>
           </w:tcPr>
           <w:p>
             <w:pPr>
@@ -2491,18 +2491,18 @@
         </w:tc>
         <w:tc>
           <w:tcPr>
-            <w:tcW w:type="dxa" w:w="5329"/>
-          </w:tcPr>
-          <w:p>
-            <w:pPr>
-              <w:spacing w:after="40" w:before="40"/>
-            </w:pPr>
-            <w:r/>
-            <w:r>
-              <w:rPr>
-                <w:sz w:val="19"/>
-              </w:rPr>
-              <w:t>Waiting on a change request</w:t>
+            <w:tcW w:type="dxa" w:w="5159"/>
+          </w:tcPr>
+          <w:p>
+            <w:pPr>
+              <w:spacing w:after="40" w:before="40"/>
+            </w:pPr>
+            <w:r/>
+            <w:r>
+              <w:rPr>
+                <w:sz w:val="19"/>
+              </w:rPr>
+              <w:t>Awaiting a change request</w:t>
             </w:r>
           </w:p>
         </w:tc>
@@ -2527,7 +2527,7 @@
       <w:tr>
         <w:tc>
           <w:tcPr>
-            <w:tcW w:type="dxa" w:w="1474"/>
+            <w:tcW w:type="dxa" w:w="1644"/>
           </w:tcPr>
           <w:p>
             <w:pPr>
@@ -2544,18 +2544,18 @@
         </w:tc>
         <w:tc>
           <w:tcPr>
-            <w:tcW w:type="dxa" w:w="5329"/>
-          </w:tcPr>
-          <w:p>
-            <w:pPr>
-              <w:spacing w:after="40" w:before="40"/>
-            </w:pPr>
-            <w:r/>
-            <w:r>
-              <w:rPr>
-                <w:sz w:val="19"/>
-              </w:rPr>
-              <w:t>Waiting on a problem record</w:t>
+            <w:tcW w:type="dxa" w:w="5159"/>
+          </w:tcPr>
+          <w:p>
+            <w:pPr>
+              <w:spacing w:after="40" w:before="40"/>
+            </w:pPr>
+            <w:r/>
+            <w:r>
+              <w:rPr>
+                <w:sz w:val="19"/>
+              </w:rPr>
+              <w:t>Awaiting a problem record</w:t>
             </w:r>
           </w:p>
         </w:tc>
@@ -2580,7 +2580,7 @@
       <w:tr>
         <w:tc>
           <w:tcPr>
-            <w:tcW w:type="dxa" w:w="1474"/>
+            <w:tcW w:type="dxa" w:w="1644"/>
           </w:tcPr>
           <w:p>
             <w:pPr>
@@ -2597,18 +2597,18 @@
         </w:tc>
         <w:tc>
           <w:tcPr>
-            <w:tcW w:type="dxa" w:w="5329"/>
-          </w:tcPr>
-          <w:p>
-            <w:pPr>
-              <w:spacing w:after="40" w:before="40"/>
-            </w:pPr>
-            <w:r/>
-            <w:r>
-              <w:rPr>
-                <w:sz w:val="19"/>
-              </w:rPr>
-              <w:t>Waiting on someone to approve something</w:t>
+            <w:tcW w:type="dxa" w:w="5159"/>
+          </w:tcPr>
+          <w:p>
+            <w:pPr>
+              <w:spacing w:after="40" w:before="40"/>
+            </w:pPr>
+            <w:r/>
+            <w:r>
+              <w:rPr>
+                <w:sz w:val="19"/>
+              </w:rPr>
+              <w:t>Awaiting an approval decision</w:t>
             </w:r>
           </w:p>
         </w:tc>
@@ -3493,7 +3493,7 @@
               <w:rPr>
                 <w:sz w:val="19"/>
               </w:rPr>
-              <w:t>Age</w:t>
+              <w:t>Ticket age</w:t>
             </w:r>
           </w:p>
         </w:tc>
@@ -3527,7 +3527,7 @@
               <w:rPr>
                 <w:sz w:val="19"/>
               </w:rPr>
-              <w:t>How far past the 5-day threshold. Deliberately a small ingredient — age on its own means very little</w:t>
+              <w:t>How far beyond the five-day threshold. Deliberately a minor component — age alone carries little meaning</w:t>
             </w:r>
           </w:p>
         </w:tc>
@@ -3546,7 +3546,7 @@
               <w:rPr>
                 <w:sz w:val="19"/>
               </w:rPr>
-              <w:t>Priority</w:t>
+              <w:t>Business priority</w:t>
             </w:r>
           </w:p>
         </w:tc>
@@ -3599,7 +3599,7 @@
               <w:rPr>
                 <w:sz w:val="19"/>
               </w:rPr>
-              <w:t>Past expected time</w:t>
+              <w:t>Duration overrun</w:t>
             </w:r>
           </w:p>
         </w:tc>
@@ -3633,7 +3633,7 @@
               <w:rPr>
                 <w:sz w:val="19"/>
               </w:rPr>
-              <w:t>Slow compared with other tickets of the same type, not slow in the abstract</w:t>
+              <w:t>Slow relative to comparable incidents of the same type, not slow in the abstract</w:t>
             </w:r>
           </w:p>
         </w:tc>
@@ -3652,7 +3652,7 @@
               <w:rPr>
                 <w:sz w:val="19"/>
               </w:rPr>
-              <w:t>Reassignment churn</w:t>
+              <w:t>Reassignment activity</w:t>
             </w:r>
           </w:p>
         </w:tc>
@@ -3686,7 +3686,7 @@
               <w:rPr>
                 <w:sz w:val="19"/>
               </w:rPr>
-              <w:t>Bounced between queues, or reopened</w:t>
+              <w:t>Moved between queues, or reopened</w:t>
             </w:r>
           </w:p>
         </w:tc>
@@ -3715,14 +3715,14 @@
           <w:color w:val="1C5CAB"/>
           <w:sz w:val="20"/>
         </w:rPr>
-        <w:t xml:space="preserve">Slow "for its own type".  </w:t>
+        <w:t xml:space="preserve">Assessed relative to comparable incidents.  </w:t>
       </w:r>
       <w:r>
         <w:rPr>
           <w:color w:val="52514E"/>
           <w:sz w:val="20"/>
         </w:rPr>
-        <w:t>The tool learns how long tickets in each category normally take by looking at ones you have already resolved. A printer request that usually takes two days is flagged at four; a laptop build that normally takes ten days is not. This stops slow-by-nature work sitting permanently red.</w:t>
+        <w:t>The tool establishes how long incidents in each category normally take by examining you have already resolved. A printer request that usually takes two days is flagged at four; a laptop build that normally takes ten days is not. This stops slow-by-nature work sitting permanently red.</w:t>
       </w:r>
     </w:p>
     <w:p>
@@ -3988,7 +3988,7 @@
               <w:rPr>
                 <w:sz w:val="19"/>
               </w:rPr>
-              <w:t>No recent action</w:t>
+              <w:t>No recent activity</w:t>
             </w:r>
           </w:p>
         </w:tc>
@@ -4005,7 +4005,7 @@
               <w:rPr>
                 <w:sz w:val="19"/>
               </w:rPr>
-              <w:t>Untouched for two days or more</w:t>
+              <w:t>No Service Desk action for two days or more</w:t>
             </w:r>
           </w:p>
         </w:tc>
@@ -4022,7 +4022,7 @@
               <w:rPr>
                 <w:sz w:val="19"/>
               </w:rPr>
-              <w:t>A nudge, usually</w:t>
+              <w:t>Review and progress</w:t>
             </w:r>
           </w:p>
         </w:tc>
@@ -4041,7 +4041,7 @@
               <w:rPr>
                 <w:sz w:val="19"/>
               </w:rPr>
-              <w:t>Caller awaiting reply</w:t>
+              <w:t>Caller awaiting response</w:t>
             </w:r>
           </w:p>
         </w:tc>
@@ -4058,7 +4058,7 @@
               <w:rPr>
                 <w:sz w:val="19"/>
               </w:rPr>
-              <w:t>The caller responded and has had no answer since</w:t>
+              <w:t>The caller has responded and received no reply since</w:t>
             </w:r>
           </w:p>
         </w:tc>
@@ -4075,7 +4075,7 @@
               <w:rPr>
                 <w:sz w:val="19"/>
               </w:rPr>
-              <w:t>Reply. This is the most avoidable kind of delay there is</w:t>
+              <w:t>Respond. This is the most avoidable category of delay</w:t>
             </w:r>
           </w:p>
         </w:tc>
@@ -4094,7 +4094,7 @@
               <w:rPr>
                 <w:sz w:val="19"/>
               </w:rPr>
-              <w:t>Blocker already closed</w:t>
+              <w:t>Dependency already closed</w:t>
             </w:r>
           </w:p>
         </w:tc>
@@ -4111,7 +4111,7 @@
               <w:rPr>
                 <w:sz w:val="19"/>
               </w:rPr>
-              <w:t>The change or problem it was waiting for has closed</w:t>
+              <w:t>The change or problem it was awaiting has closed</w:t>
             </w:r>
           </w:p>
         </w:tc>
@@ -4128,7 +4128,7 @@
               <w:rPr>
                 <w:sz w:val="19"/>
               </w:rPr>
-              <w:t>Take it off hold and carry on</w:t>
+              <w:t>Remove the hold and progress the incident</w:t>
             </w:r>
           </w:p>
         </w:tc>
@@ -4181,7 +4181,7 @@
               <w:rPr>
                 <w:sz w:val="19"/>
               </w:rPr>
-              <w:t>Consider closing, per your local policy</w:t>
+              <w:t>Consider closure in line with local policy</w:t>
             </w:r>
           </w:p>
         </w:tc>
@@ -4200,7 +4200,7 @@
               <w:rPr>
                 <w:sz w:val="19"/>
               </w:rPr>
-              <w:t>Past expected time</w:t>
+              <w:t>Expected duration exceeded</w:t>
             </w:r>
           </w:p>
         </w:tc>
@@ -4217,7 +4217,7 @@
               <w:rPr>
                 <w:sz w:val="19"/>
               </w:rPr>
-              <w:t>Slower than tickets of the same type usually take</w:t>
+              <w:t>Slower than comparable incidents of the same type</w:t>
             </w:r>
           </w:p>
         </w:tc>
@@ -4234,7 +4234,7 @@
               <w:rPr>
                 <w:sz w:val="19"/>
               </w:rPr>
-              <w:t>Worth understanding why</w:t>
+              <w:t>Establish the reason</w:t>
             </w:r>
           </w:p>
         </w:tc>
@@ -4253,7 +4253,7 @@
               <w:rPr>
                 <w:sz w:val="19"/>
               </w:rPr>
-              <w:t>KB not attached</w:t>
+              <w:t>Knowledge article not linked</w:t>
             </w:r>
           </w:p>
         </w:tc>
@@ -4270,7 +4270,7 @@
               <w:rPr>
                 <w:sz w:val="19"/>
               </w:rPr>
-              <w:t>A knowledge article covers this and was not linked</w:t>
+              <w:t>A knowledge article covers this incident and was not linked</w:t>
             </w:r>
           </w:p>
         </w:tc>
@@ -6432,7 +6432,7 @@
               <w:rPr>
                 <w:sz w:val="19"/>
               </w:rPr>
-              <w:t>Resolve now</w:t>
+              <w:t>Resolve</w:t>
             </w:r>
           </w:p>
         </w:tc>
@@ -6449,7 +6449,7 @@
               <w:rPr>
                 <w:sz w:val="19"/>
               </w:rPr>
-              <w:t>Read the similar incident it cites. If that fix applies, apply it, and attach the KB article while you are there</w:t>
+              <w:t>Review the comparable incident cited. If that resolution applies, apply it, and link the knowledge article at the same time</w:t>
             </w:r>
           </w:p>
         </w:tc>
@@ -6468,7 +6468,7 @@
               <w:rPr>
                 <w:sz w:val="19"/>
               </w:rPr>
-              <w:t>Waiting on dependency</w:t>
+              <w:t>Awaiting dependency</w:t>
             </w:r>
           </w:p>
         </w:tc>
@@ -6485,7 +6485,7 @@
               <w:rPr>
                 <w:sz w:val="19"/>
               </w:rPr>
-              <w:t>Nothing to do. Check the dependency reference in the sidebar is still open — if it has closed, the flag will already have changed to "Blocker already closed"</w:t>
+              <w:t>No action required. Confirm the dependency reference in the sidebar is still open — if it has closed, the flag will already have changed to "Dependency already closed"</w:t>
             </w:r>
           </w:p>
         </w:tc>
@@ -6504,7 +6504,7 @@
               <w:rPr>
                 <w:sz w:val="19"/>
               </w:rPr>
-              <w:t>Close (no response)</w:t>
+              <w:t>Close - no caller response</w:t>
             </w:r>
           </w:p>
         </w:tc>
@@ -6521,7 +6521,7 @@
               <w:rPr>
                 <w:sz w:val="19"/>
               </w:rPr>
-              <w:t>Follow your local closure policy. The tool has checked that the follow-ups are documented; it is not authorising the closure</w:t>
+              <w:t>Follow local closure policy. The tool has verified that the follow-ups are documented; it is not authorising the closure</w:t>
             </w:r>
           </w:p>
         </w:tc>
@@ -7106,7 +7106,7 @@
               <w:rPr>
                 <w:sz w:val="19"/>
               </w:rPr>
-              <w:t>The shape of the backlog at a glance. "Waiting on us" is the one that matters — it is your real workload</w:t>
+              <w:t>The composition of the backlog at a glance. "Awaiting Service Desk" is the figure that matters — it represents the actual workload</w:t>
             </w:r>
           </w:p>
         </w:tc>
@@ -7214,7 +7214,7 @@
               <w:rPr>
                 <w:sz w:val="19"/>
               </w:rPr>
-              <w:t>Follow-ups exhausted and caller silent. Handle as a batch rather than one at a time</w:t>
+              <w:t>Follow-ups exhausted and caller silent. Process as a batch rather than individually</w:t>
             </w:r>
           </w:p>
         </w:tc>
@@ -7345,7 +7345,7 @@
               <w:rPr>
                 <w:sz w:val="19"/>
               </w:rPr>
-              <w:t>Blocked by = Us</w:t>
+              <w:t>Pending action owner = Service Desk</w:t>
             </w:r>
           </w:p>
         </w:tc>
@@ -7362,7 +7362,7 @@
               <w:rPr>
                 <w:sz w:val="19"/>
               </w:rPr>
-              <w:t>"What is genuinely ours this morning?"</w:t>
+              <w:t>"What requires Service Desk action this morning?"</w:t>
             </w:r>
           </w:p>
         </w:tc>
@@ -7381,7 +7381,7 @@
               <w:rPr>
                 <w:sz w:val="19"/>
               </w:rPr>
-              <w:t>Risk flag = Caller awaiting reply</w:t>
+              <w:t>Risk flag = Caller awaiting response</w:t>
             </w:r>
           </w:p>
         </w:tc>
@@ -7398,7 +7398,7 @@
               <w:rPr>
                 <w:sz w:val="19"/>
               </w:rPr>
-              <w:t>"Who are we leaving hanging?"</w:t>
+              <w:t>"Which callers are awaiting a reply?"</w:t>
             </w:r>
           </w:p>
         </w:tc>
@@ -7417,7 +7417,7 @@
               <w:rPr>
                 <w:sz w:val="19"/>
               </w:rPr>
-              <w:t>Risk flag = Blocker already closed</w:t>
+              <w:t>Risk flag = Dependency already closed</w:t>
             </w:r>
           </w:p>
         </w:tc>
@@ -7434,7 +7434,7 @@
               <w:rPr>
                 <w:sz w:val="19"/>
               </w:rPr>
-              <w:t>"What is stuck for no reason at all?"</w:t>
+              <w:t>"What is held with no remaining reason?"</w:t>
             </w:r>
           </w:p>
         </w:tc>
@@ -7453,7 +7453,7 @@
               <w:rPr>
                 <w:sz w:val="19"/>
               </w:rPr>
-              <w:t>Suggested step = Close (no response)</w:t>
+              <w:t>Suggested step = Close - no caller response</w:t>
             </w:r>
           </w:p>
         </w:tc>
@@ -7470,7 +7470,7 @@
               <w:rPr>
                 <w:sz w:val="19"/>
               </w:rPr>
-              <w:t>"What can we clear out?"</w:t>
+              <w:t>"What can be cleared?"</w:t>
             </w:r>
           </w:p>
         </w:tc>
@@ -7542,7 +7542,7 @@
               <w:rPr>
                 <w:sz w:val="19"/>
               </w:rPr>
-              <w:t>"Just show me the fires"</w:t>
+              <w:t>"Show only the most urgent incidents"</w:t>
             </w:r>
           </w:p>
         </w:tc>
@@ -8674,7 +8674,7 @@
         <w:pStyle w:val="Heading2"/>
       </w:pPr>
       <w:r>
-        <w:t>6.1 The blocker cleared and nobody noticed</w:t>
+        <w:t>6.1 The dependency closed and was not noticed</w:t>
       </w:r>
     </w:p>
     <w:p>
@@ -8732,7 +8732,7 @@
           <w:color w:val="0B0B0B"/>
           <w:sz w:val="17"/>
         </w:rPr>
-        <w:t>Asha Rao · 19 days old · idle 11.4 days · Blocked by: Us</w:t>
+        <w:t>Asha Rao · 19 days old · idle 11.4 days · Pending action owner: Service Desk</w:t>
       </w:r>
     </w:p>
     <w:p>
@@ -8747,7 +8747,7 @@
           <w:color w:val="0B0B0B"/>
           <w:sz w:val="17"/>
         </w:rPr>
-        <w:t>Flags: Blocker already closed · No action 4+ days · Past expected time</w:t>
+        <w:t>Flags: Dependency already closed · Prolonged inactivity · Expected duration exceeded</w:t>
       </w:r>
     </w:p>
     <w:p>
@@ -8773,7 +8773,7 @@
           <w:i w:val="0"/>
           <w:sz w:val="21"/>
         </w:rPr>
-        <w:t>"Resolve now" — confidence 86%. The change this ticket was held for, CHG0044321, closed successfully eleven days ago.</w:t>
+        <w:t>"Resolve" — confidence 86%. The change this incident was held for, CHG0044321, closed successfully eleven days ago.</w:t>
       </w:r>
     </w:p>
     <w:p>
@@ -8794,7 +8794,7 @@
           <w:i w:val="0"/>
           <w:sz w:val="21"/>
         </w:rPr>
-        <w:t>The ticket is still On Hold — Awaiting Change. Nobody is at fault: ServiceNow does not tell you when a dependency closes, so the ticket simply sat there. The tool noticed the change state and moved the ball back to us.</w:t>
+        <w:t>The ticket is still On Hold — Awaiting Change. Nobody is at fault: ServiceNow does not report when a dependency closes, so the incident simply remained on hold. The tool detected the change state and returned the pending action owner to the Service Desk.</w:t>
       </w:r>
     </w:p>
     <w:p>

--- a/docs/Aged_Ticket_Advisor_User_Manual.docx
+++ b/docs/Aged_Ticket_Advisor_User_Manual.docx
@@ -1979,7 +1979,7 @@
           <w:i w:val="0"/>
           <w:sz w:val="21"/>
         </w:rPr>
-        <w:t>Age is how long the ticket has existed. Idle time is how long since anybody on our side actually did something to it.</w:t>
+        <w:t>Age is how long the incident has existed. Idle time is how long it has been since anyone in the Service Desk acted on it.</w:t>
       </w:r>
     </w:p>
     <w:p>
@@ -2000,14 +2000,298 @@
           <w:color w:val="1C5CAB"/>
           <w:sz w:val="20"/>
         </w:rPr>
-        <w:t xml:space="preserve">Idle time is the one that matters.  </w:t>
+        <w:t xml:space="preserve">Idle time is the figure that matters.  </w:t>
       </w:r>
       <w:r>
         <w:rPr>
           <w:color w:val="52514E"/>
           <w:sz w:val="20"/>
         </w:rPr>
-        <w:t>A ticket can be three weeks old and perfectly healthy — a hardware order with a known delivery date, say. A ticket that is eight days old with nobody having touched it for six of them is a different situation entirely.</w:t>
+        <w:t>An incident can be three weeks old and entirely healthy — a hardware order with a confirmed delivery date, for example. An incident eight days old with no Service Desk action for six of them is a different situation entirely.</w:t>
+      </w:r>
+    </w:p>
+    <w:p>
+      <w:pPr>
+        <w:pStyle w:val="Heading3"/>
+      </w:pPr>
+      <w:r>
+        <w:t>How these are displayed</w:t>
+      </w:r>
+    </w:p>
+    <w:p>
+      <w:r>
+        <w:rPr>
+          <w:b w:val="0"/>
+          <w:i w:val="0"/>
+          <w:sz w:val="21"/>
+        </w:rPr>
+        <w:t>Both are shown as an exact elapsed duration rather than a rounded number of days, so a recently worked incident is distinguishable from one last touched this morning. Units that are zero are omitted.</w:t>
+      </w:r>
+    </w:p>
+    <w:tbl>
+      <w:tblPr>
+        <w:tblStyle w:val="TableGrid"/>
+        <w:tblW w:type="auto" w:w="0"/>
+        <w:jc w:val="left"/>
+        <w:tblLayout w:type="autofit"/>
+        <w:tblLook w:firstColumn="1" w:firstRow="1" w:lastColumn="0" w:lastRow="0" w:noHBand="0" w:noVBand="1" w:val="04A0"/>
+      </w:tblPr>
+      <w:tblGrid>
+        <w:gridCol w:w="4929"/>
+        <w:gridCol w:w="4929"/>
+      </w:tblGrid>
+      <w:tr>
+        <w:tc>
+          <w:tcPr>
+            <w:tcW w:type="dxa" w:w="2494"/>
+            <w:shd w:val="clear" w:color="auto" w:fill="E8E8E3"/>
+          </w:tcPr>
+          <w:p>
+            <w:pPr>
+              <w:spacing w:after="40" w:before="40"/>
+            </w:pPr>
+            <w:r/>
+            <w:r>
+              <w:rPr>
+                <w:b/>
+                <w:sz w:val="19"/>
+              </w:rPr>
+              <w:t>Displayed as</w:t>
+            </w:r>
+          </w:p>
+        </w:tc>
+        <w:tc>
+          <w:tcPr>
+            <w:tcW w:type="dxa" w:w="6576"/>
+            <w:shd w:val="clear" w:color="auto" w:fill="E8E8E3"/>
+          </w:tcPr>
+          <w:p>
+            <w:pPr>
+              <w:spacing w:after="40" w:before="40"/>
+            </w:pPr>
+            <w:r/>
+            <w:r>
+              <w:rPr>
+                <w:b/>
+                <w:sz w:val="19"/>
+              </w:rPr>
+              <w:t>Means</w:t>
+            </w:r>
+          </w:p>
+        </w:tc>
+      </w:tr>
+      <w:tr>
+        <w:tc>
+          <w:tcPr>
+            <w:tcW w:type="dxa" w:w="2494"/>
+          </w:tcPr>
+          <w:p>
+            <w:pPr>
+              <w:spacing w:after="40" w:before="40"/>
+            </w:pPr>
+            <w:r/>
+            <w:r>
+              <w:rPr>
+                <w:sz w:val="19"/>
+              </w:rPr>
+              <w:t>10 Days 12 Hrs 30 Mins</w:t>
+            </w:r>
+          </w:p>
+        </w:tc>
+        <w:tc>
+          <w:tcPr>
+            <w:tcW w:type="dxa" w:w="6576"/>
+          </w:tcPr>
+          <w:p>
+            <w:pPr>
+              <w:spacing w:after="40" w:before="40"/>
+            </w:pPr>
+            <w:r/>
+            <w:r>
+              <w:rPr>
+                <w:sz w:val="19"/>
+              </w:rPr>
+              <w:t>Ten and a half days, to the minute</w:t>
+            </w:r>
+          </w:p>
+        </w:tc>
+      </w:tr>
+      <w:tr>
+        <w:tc>
+          <w:tcPr>
+            <w:tcW w:type="dxa" w:w="2494"/>
+          </w:tcPr>
+          <w:p>
+            <w:pPr>
+              <w:spacing w:after="40" w:before="40"/>
+            </w:pPr>
+            <w:r/>
+            <w:r>
+              <w:rPr>
+                <w:sz w:val="19"/>
+              </w:rPr>
+              <w:t>23 Hrs 45 Mins</w:t>
+            </w:r>
+          </w:p>
+        </w:tc>
+        <w:tc>
+          <w:tcPr>
+            <w:tcW w:type="dxa" w:w="6576"/>
+          </w:tcPr>
+          <w:p>
+            <w:pPr>
+              <w:spacing w:after="40" w:before="40"/>
+            </w:pPr>
+            <w:r/>
+            <w:r>
+              <w:rPr>
+                <w:sz w:val="19"/>
+              </w:rPr>
+              <w:t>Under a day — would previously have read "1.0d"</w:t>
+            </w:r>
+          </w:p>
+        </w:tc>
+      </w:tr>
+      <w:tr>
+        <w:tc>
+          <w:tcPr>
+            <w:tcW w:type="dxa" w:w="2494"/>
+          </w:tcPr>
+          <w:p>
+            <w:pPr>
+              <w:spacing w:after="40" w:before="40"/>
+            </w:pPr>
+            <w:r/>
+            <w:r>
+              <w:rPr>
+                <w:sz w:val="19"/>
+              </w:rPr>
+              <w:t>30 Mins</w:t>
+            </w:r>
+          </w:p>
+        </w:tc>
+        <w:tc>
+          <w:tcPr>
+            <w:tcW w:type="dxa" w:w="6576"/>
+          </w:tcPr>
+          <w:p>
+            <w:pPr>
+              <w:spacing w:after="40" w:before="40"/>
+            </w:pPr>
+            <w:r/>
+            <w:r>
+              <w:rPr>
+                <w:sz w:val="19"/>
+              </w:rPr>
+              <w:t>Half an hour — would previously have read "0.0d"</w:t>
+            </w:r>
+          </w:p>
+        </w:tc>
+      </w:tr>
+      <w:tr>
+        <w:tc>
+          <w:tcPr>
+            <w:tcW w:type="dxa" w:w="2494"/>
+          </w:tcPr>
+          <w:p>
+            <w:pPr>
+              <w:spacing w:after="40" w:before="40"/>
+            </w:pPr>
+            <w:r/>
+            <w:r>
+              <w:rPr>
+                <w:sz w:val="19"/>
+              </w:rPr>
+              <w:t>10 Days</w:t>
+            </w:r>
+          </w:p>
+        </w:tc>
+        <w:tc>
+          <w:tcPr>
+            <w:tcW w:type="dxa" w:w="6576"/>
+          </w:tcPr>
+          <w:p>
+            <w:pPr>
+              <w:spacing w:after="40" w:before="40"/>
+            </w:pPr>
+            <w:r/>
+            <w:r>
+              <w:rPr>
+                <w:sz w:val="19"/>
+              </w:rPr>
+              <w:t>Exactly ten days; the zero hours and minutes are not padded</w:t>
+            </w:r>
+          </w:p>
+        </w:tc>
+      </w:tr>
+      <w:tr>
+        <w:tc>
+          <w:tcPr>
+            <w:tcW w:type="dxa" w:w="2494"/>
+          </w:tcPr>
+          <w:p>
+            <w:pPr>
+              <w:spacing w:after="40" w:before="40"/>
+            </w:pPr>
+            <w:r/>
+            <w:r>
+              <w:rPr>
+                <w:sz w:val="19"/>
+              </w:rPr>
+              <w:t>0 Mins</w:t>
+            </w:r>
+          </w:p>
+        </w:tc>
+        <w:tc>
+          <w:tcPr>
+            <w:tcW w:type="dxa" w:w="6576"/>
+          </w:tcPr>
+          <w:p>
+            <w:pPr>
+              <w:spacing w:after="40" w:before="40"/>
+            </w:pPr>
+            <w:r/>
+            <w:r>
+              <w:rPr>
+                <w:sz w:val="19"/>
+              </w:rPr>
+              <w:t>Acted on within the last minute</w:t>
+            </w:r>
+          </w:p>
+        </w:tc>
+      </w:tr>
+    </w:tbl>
+    <w:p>
+      <w:pPr>
+        <w:spacing w:after="80"/>
+      </w:pPr>
+    </w:p>
+    <w:p>
+      <w:pPr>
+        <w:spacing w:before="160" w:after="160"/>
+        <w:ind w:left="113"/>
+        <w:shd w:val="clear" w:color="auto" w:fill="EAF2FC"/>
+        <w:pBdr>
+          <w:top w:val="single" w:sz="6" w:space="6" w:color="C9C9C2"/>
+          <w:left w:val="single" w:sz="6" w:space="6" w:color="C9C9C2"/>
+          <w:bottom w:val="single" w:sz="6" w:space="6" w:color="C9C9C2"/>
+          <w:right w:val="single" w:sz="6" w:space="6" w:color="C9C9C2"/>
+        </w:pBdr>
+      </w:pPr>
+      <w:r>
+        <w:rPr>
+          <w:b/>
+          <w:color w:val="1C5CAB"/>
+          <w:sz w:val="20"/>
+        </w:rPr>
+        <w:t xml:space="preserve">All times are recorded in UTC.  </w:t>
+      </w:r>
+      <w:r>
+        <w:rPr>
+          <w:color w:val="52514E"/>
+          <w:sz w:val="20"/>
+        </w:rPr>
+        <w:t>Durations are elapsed time, so they read the same wherever you are. Absolute timestamps shown alongside them are UTC, which may differ from the time ServiceNow displays to you if your own profile is set to a local timezone.</w:t>
       </w:r>
     </w:p>
     <w:p>

--- a/docs/Aged_Ticket_Advisor_User_Manual.docx
+++ b/docs/Aged_Ticket_Advisor_User_Manual.docx
@@ -27,7 +27,7 @@
           <w:color w:val="52514E"/>
           <w:sz w:val="25"/>
         </w:rPr>
-        <w:t>For Service Desk Agents and Team Leads</w:t>
+        <w:t>For Support Agents and Team Leads</w:t>
       </w:r>
     </w:p>
     <w:p/>
@@ -196,7 +196,7 @@
               <w:rPr>
                 <w:sz w:val="19"/>
               </w:rPr>
-              <w:t>Service Desk agents and team leads</w:t>
+              <w:t>Support agents and team leads, across every queue the tool covers</w:t>
             </w:r>
           </w:p>
         </w:tc>
@@ -304,7 +304,7 @@
               <w:rPr>
                 <w:sz w:val="19"/>
               </w:rPr>
-              <w:t>1.0  ·  01 October 2026</w:t>
+              <w:t>1.0  ·  20 October 2026</w:t>
             </w:r>
           </w:p>
         </w:tc>
@@ -1830,7 +1830,7 @@
               <w:rPr>
                 <w:sz w:val="19"/>
               </w:rPr>
-              <w:t>Arrives on weekday mornings from the Service Desk Advisor address</w:t>
+              <w:t>Arrives on weekday mornings from the Aged Ticket Advisor address</w:t>
             </w:r>
           </w:p>
         </w:tc>
@@ -1979,7 +1979,7 @@
           <w:i w:val="0"/>
           <w:sz w:val="21"/>
         </w:rPr>
-        <w:t>Age is how long the incident has existed. Idle time is how long it has been since anyone in the Service Desk acted on it.</w:t>
+        <w:t>Age is how long the incident has existed. Idle time is how long it has been since anyone on your team acted on it.</w:t>
       </w:r>
     </w:p>
     <w:p>
@@ -2007,7 +2007,7 @@
           <w:color w:val="52514E"/>
           <w:sz w:val="20"/>
         </w:rPr>
-        <w:t>An incident can be three weeks old and entirely healthy — a hardware order with a confirmed delivery date, for example. An incident eight days old with no Service Desk action for six of them is a different situation entirely.</w:t>
+        <w:t>An incident can be three weeks old and entirely healthy — a hardware order with a confirmed delivery date, for example. An incident eight days old with no action by your team for six of them is a different situation entirely.</w:t>
       </w:r>
     </w:p>
     <w:p>
@@ -2495,7 +2495,7 @@
               <w:rPr>
                 <w:sz w:val="19"/>
               </w:rPr>
-              <w:t>The caller adding a comment (that is caller activity, not Service Desk activity — and it usually means a response is now owed)</w:t>
+              <w:t>The caller adding a comment (that is caller activity, not activity by your team — and it usually means a response is now owed)</w:t>
             </w:r>
           </w:p>
         </w:tc>
@@ -2521,7 +2521,7 @@
           <w:i w:val="0"/>
           <w:sz w:val="21"/>
         </w:rPr>
-        <w:t>Every aged incident is assigned a Pending Action Owner. This answers the question that matters most to a lead: is this incident awaiting Service Desk action, or is it legitimately awaiting another party?</w:t>
+        <w:t>Every aged incident is assigned a Pending Action Owner. This answers the question that matters most to a lead: is this incident awaiting our action, or is it legitimately awaiting another party?</w:t>
       </w:r>
     </w:p>
     <w:tbl>
@@ -2591,7 +2591,7 @@
                 <w:b/>
                 <w:sz w:val="19"/>
               </w:rPr>
-              <w:t>Service Desk action required?</w:t>
+              <w:t>Action required from us?</w:t>
             </w:r>
           </w:p>
         </w:tc>
@@ -2610,7 +2610,7 @@
               <w:rPr>
                 <w:sz w:val="19"/>
               </w:rPr>
-              <w:t>Service Desk</w:t>
+              <w:t>Assigned team</w:t>
             </w:r>
           </w:p>
         </w:tc>
@@ -2627,7 +2627,7 @@
               <w:rPr>
                 <w:sz w:val="19"/>
               </w:rPr>
-              <w:t>No external party is blocking the incident. The next action is owed by the Service Desk</w:t>
+              <w:t>No external party is blocking the incident. The next action is owed by whichever team the incident is assigned to</w:t>
             </w:r>
           </w:p>
         </w:tc>
@@ -4289,7 +4289,7 @@
               <w:rPr>
                 <w:sz w:val="19"/>
               </w:rPr>
-              <w:t>No Service Desk action for two days or more</w:t>
+              <w:t>No action by the assigned team for two days or more</w:t>
             </w:r>
           </w:p>
         </w:tc>
@@ -7629,7 +7629,7 @@
               <w:rPr>
                 <w:sz w:val="19"/>
               </w:rPr>
-              <w:t>Pending action owner = Service Desk</w:t>
+              <w:t>Pending action owner = Assigned team</w:t>
             </w:r>
           </w:p>
         </w:tc>
@@ -7646,7 +7646,7 @@
               <w:rPr>
                 <w:sz w:val="19"/>
               </w:rPr>
-              <w:t>"What requires Service Desk action this morning?"</w:t>
+              <w:t>"What requires action from us this morning?"</w:t>
             </w:r>
           </w:p>
         </w:tc>
@@ -9016,7 +9016,7 @@
           <w:color w:val="0B0B0B"/>
           <w:sz w:val="17"/>
         </w:rPr>
-        <w:t>Asha Rao · 19 days old · idle 11.4 days · Pending action owner: Service Desk</w:t>
+        <w:t>Asha Rao · 19 days old · idle 11.4 days · Pending action owner: Assigned team</w:t>
       </w:r>
     </w:p>
     <w:p>
@@ -9078,7 +9078,7 @@
           <w:i w:val="0"/>
           <w:sz w:val="21"/>
         </w:rPr>
-        <w:t>The ticket is still On Hold — Awaiting Change. Nobody is at fault: ServiceNow does not report when a dependency closes, so the incident simply remained on hold. The tool detected the change state and returned the pending action owner to the Service Desk.</w:t>
+        <w:t>The ticket is still On Hold — Awaiting Change. Nobody is at fault: ServiceNow does not report when a dependency closes, so the incident simply remained on hold. The tool detected the change state and returned the pending action owner to the the assigned team.</w:t>
       </w:r>
     </w:p>
     <w:p>
@@ -9242,7 +9242,7 @@
           <w:i w:val="0"/>
           <w:sz w:val="21"/>
         </w:rPr>
-        <w:t>Reply to the caller today. This is the single most avoidable category of delay in any service desk, and the easiest for the tool to catch.</w:t>
+        <w:t>Reply to the caller today. This is the single most avoidable category of delay in any support queue, and the easiest for the tool to catch.</w:t>
       </w:r>
     </w:p>
     <w:p>
@@ -10651,7 +10651,7 @@
               <w:rPr>
                 <w:sz w:val="19"/>
               </w:rPr>
-              <w:t>Is it going to replace service desk jobs?</w:t>
+              <w:t>Is it going to replace support jobs?</w:t>
             </w:r>
           </w:p>
         </w:tc>
@@ -12842,7 +12842,7 @@
         <w:color w:val="898781"/>
         <w:sz w:val="16"/>
       </w:rPr>
-      <w:t>Service Desk - Agents and Team Leads</w:t>
+      <w:t>IT Support - Agents and Team Leads</w:t>
     </w:r>
   </w:p>
 </w:hdr>

--- a/docs/Aged_Ticket_Advisor_User_Manual.docx
+++ b/docs/Aged_Ticket_Advisor_User_Manual.docx
@@ -304,7 +304,7 @@
               <w:rPr>
                 <w:sz w:val="19"/>
               </w:rPr>
-              <w:t>1.0  ·  20 October 2026</w:t>
+              <w:t>1.0  ·  23 October 2026</w:t>
             </w:r>
           </w:p>
         </w:tc>
@@ -7560,7 +7560,27 @@
           <w:i w:val="0"/>
           <w:sz w:val="21"/>
         </w:rPr>
-        <w:t>Everything in the digest, live and filterable. The filters that get the most use:</w:t>
+        <w:t>Everything in the digest, live and filterable.</w:t>
+      </w:r>
+    </w:p>
+    <w:p>
+      <w:r>
+        <w:rPr>
+          <w:b w:val="0"/>
+          <w:i w:val="0"/>
+          <w:sz w:val="21"/>
+        </w:rPr>
+        <w:t>The assignment group selector sits in the navigation bar at the top of every page, because it applies to all of them — the board, By agent and the digest preview. It lists only the groups your account is entitled to, so it also answers "what can I see". Leave it on "All my groups" for the morning review and narrow it when you want one queue. The choice travels in the page address, so a board you send a colleague is the board you were looking at.</w:t>
+      </w:r>
+    </w:p>
+    <w:p>
+      <w:r>
+        <w:rPr>
+          <w:b w:val="0"/>
+          <w:i w:val="0"/>
+          <w:sz w:val="21"/>
+        </w:rPr>
+        <w:t>The remaining filters apply within whichever group is selected. The ones that get the most use:</w:t>
       </w:r>
     </w:p>
     <w:tbl>
@@ -10251,7 +10271,43 @@
               <w:rPr>
                 <w:sz w:val="19"/>
               </w:rPr>
-              <w:t>Ticket data and the scores refresh every ten minutes. The suggestions refresh hourly, and always before a digest goes out.</w:t>
+              <w:t>Ticket data and the scores refresh every ten minutes. Once an hour there is a fuller pass that also clears out tickets which have been resolved or moved to another team, and refreshes the suggestions. Everything is refreshed again before a digest goes out.</w:t>
+            </w:r>
+          </w:p>
+        </w:tc>
+      </w:tr>
+      <w:tr>
+        <w:tc>
+          <w:tcPr>
+            <w:tcW w:type="dxa" w:w="2835"/>
+          </w:tcPr>
+          <w:p>
+            <w:pPr>
+              <w:spacing w:after="40" w:before="40"/>
+            </w:pPr>
+            <w:r/>
+            <w:r>
+              <w:rPr>
+                <w:sz w:val="19"/>
+              </w:rPr>
+              <w:t>A ticket was resolved this morning — why is it still on the board?</w:t>
+            </w:r>
+          </w:p>
+        </w:tc>
+        <w:tc>
+          <w:tcPr>
+            <w:tcW w:type="dxa" w:w="6463"/>
+          </w:tcPr>
+          <w:p>
+            <w:pPr>
+              <w:spacing w:after="40" w:before="40"/>
+            </w:pPr>
+            <w:r/>
+            <w:r>
+              <w:rPr>
+                <w:sz w:val="19"/>
+              </w:rPr>
+              <w:t>It will drop off at the next hourly pass. The ten-minute refresh only sees tickets that are still open and still yours, so by definition it cannot report one that has just stopped being either.</w:t>
             </w:r>
           </w:p>
         </w:tc>
@@ -11866,7 +11922,27 @@
           <w:i w:val="0"/>
           <w:sz w:val="21"/>
         </w:rPr>
-        <w:t>Leads may be restricted to specific assignment groups, in which case they see only those groups on the board and in their digest.</w:t>
+        <w:t>Every account is scoped to one or more assignment groups, and sees only those groups on the board, in the agent rollup and in its email. Administrators are the exception: they see the whole estate, because deciding access requests across it is their job.</w:t>
+      </w:r>
+    </w:p>
+    <w:p>
+      <w:r>
+        <w:rPr>
+          <w:b w:val="0"/>
+          <w:i w:val="0"/>
+          <w:sz w:val="21"/>
+        </w:rPr>
+        <w:t>Email follows the same boundary. One message is sent per assignment group — the lead digest to that group's leads, risk alerts to its leads and viewers, with the group named in the subject and every administrator copied. If you lead three groups you will receive three digests rather than one combined one, so each can be forwarded or filed on its own.</w:t>
+      </w:r>
+    </w:p>
+    <w:p>
+      <w:r>
+        <w:rPr>
+          <w:b w:val="0"/>
+          <w:i w:val="0"/>
+          <w:sz w:val="21"/>
+        </w:rPr>
+        <w:t>If your board is empty and the page says no assignment groups are in scope, your account has not been given any yet. Request access from your profile page.</w:t>
       </w:r>
     </w:p>
     <w:p>
